--- a/LedgerDesk_Status_and_Next_Steps.docx
+++ b/LedgerDesk_Status_and_Next_Steps.docx
@@ -12,7 +12,7 @@
     </w:p>
     <w:p>
       <w:r>
-        <w:t>Date: 15 Oct 2026. Nothing has been committed - all changes are in the working tree on the main branch.</w:t>
+        <w:t>Date: 20 Oct 2026 (replaces the 15 Oct version). Everything below is committed on the main branch (latest commit 213196e, 19 Oct) - the working tree is clean.</w:t>
       </w:r>
     </w:p>
     <w:p>
@@ -28,7 +28,7 @@
         <w:pStyle w:val="ListBullet"/>
       </w:pPr>
       <w:r>
-        <w:t>Backend: all 21 automated tests pass (SQLite). The database "account_management" is migrated to the latest version (47a37e4f0910) and matches the models (alembic check: no differences).</w:t>
+        <w:t>Backend: all 40 automated tests pass (SQLite).</w:t>
       </w:r>
     </w:p>
     <w:p>
@@ -36,7 +36,7 @@
         <w:pStyle w:val="ListBullet"/>
       </w:pPr>
       <w:r>
-        <w:t>Frontend: unchanged in this last round - type check, lint, 41 tests and build passed at the end of the previous round.</w:t>
+        <w:t>Frontend: type check and build pass (no build warnings); 48 tests pass (npm test). Lint: 45 warnings, no errors.</w:t>
       </w:r>
     </w:p>
     <w:p>
@@ -44,7 +44,7 @@
         <w:pStyle w:val="ListBullet"/>
       </w:pPr>
       <w:r>
-        <w:t>The app name is LedgerDesk everywhere (sign-in page, sidebar, Menu Guide, browser tab, API title, READMEs).</w:t>
+        <w:t>Database: "account_management" is at the latest migration (47a37e4f0910) and matches the models (alembic check: no differences).</w:t>
       </w:r>
     </w:p>
     <w:p>
@@ -52,7 +52,15 @@
         <w:pStyle w:val="ListBullet"/>
       </w:pPr>
       <w:r>
-        <w:t>Uncommitted: review with "git status" / "git diff", then commit yourself.</w:t>
+        <w:t>Migration rehearsal DONE on 20 Oct on a scratch PostgreSQL 18 database: all four migrations upgrade - downgrade to empty - upgrade, then the last one down and up again; alembic check clean. This matters because migration 47a37e4f0910 was edited (19 Oct) after it had been applied to the live database.</w:t>
+      </w:r>
+    </w:p>
+    <w:p>
+      <w:pPr>
+        <w:pStyle w:val="ListBullet"/>
+      </w:pPr>
+      <w:r>
+        <w:t>All of Day 1, Day 2 and Day 3 from the 15 Oct plan, and the "several companies" design, are built.</w:t>
       </w:r>
     </w:p>
     <w:p>
@@ -69,6 +77,16 @@
       </w:pPr>
       <w:r>
         <w:t>2. Finished and working</w:t>
+      </w:r>
+    </w:p>
+    <w:p>
+      <w:r>
+        <w:t>Earlier rounds (unchanged): reports from the books, manual journal entries, credit / debit notes, opening balances, GST split (CGST + SGST / IGST), GST Summary, invoice / bill PDFs, audit log, Workflow and Menu Guide, rename to LedgerDesk.</w:t>
+      </w:r>
+    </w:p>
+    <w:p>
+      <w:r>
+        <w:t>Built since 15 Oct:</w:t>
       </w:r>
     </w:p>
     <w:tbl>
@@ -89,9 +107,6 @@
           </w:tcPr>
           <w:p>
             <w:r>
-              <w:rPr>
-                <w:b/>
-              </w:rPr>
               <w:t>Feature</w:t>
             </w:r>
           </w:p>
@@ -102,9 +117,6 @@
           </w:tcPr>
           <w:p>
             <w:r>
-              <w:rPr>
-                <w:b/>
-              </w:rPr>
               <w:t>What it does</w:t>
             </w:r>
           </w:p>
@@ -115,9 +127,6 @@
           </w:tcPr>
           <w:p>
             <w:r>
-              <w:rPr>
-                <w:b/>
-              </w:rPr>
               <w:t>Where</w:t>
             </w:r>
           </w:p>
@@ -130,7 +139,7 @@
           </w:tcPr>
           <w:p>
             <w:r>
-              <w:t>Reports from the books</w:t>
+              <w:t>Number counter</w:t>
             </w:r>
           </w:p>
         </w:tc>
@@ -140,7 +149,7 @@
           </w:tcPr>
           <w:p>
             <w:r>
-              <w:t>P&amp;L, Balance Sheet, Trial Balance, Cash Flow, Account Ledger and dashboard add up journal lines; final bank transactions are posted to the journal</w:t>
+              <w:t>Invoice / receipt / note / JV numbers from a locked counter; the preview does not reserve one. Now covered by tests.</w:t>
             </w:r>
           </w:p>
         </w:tc>
@@ -150,426 +159,7 @@
           </w:tcPr>
           <w:p>
             <w:r>
-              <w:t>backend/app/services/reports.py, posting.py</w:t>
-            </w:r>
-          </w:p>
-        </w:tc>
-      </w:tr>
-      <w:tr>
-        <w:tc>
-          <w:tcPr>
-            <w:tcW w:type="dxa" w:w="2880"/>
-          </w:tcPr>
-          <w:p>
-            <w:r>
-              <w:t>Manual journal entries</w:t>
-            </w:r>
-          </w:p>
-        </w:tc>
-        <w:tc>
-          <w:tcPr>
-            <w:tcW w:type="dxa" w:w="2880"/>
-          </w:tcPr>
-          <w:p>
-            <w:r>
-              <w:t>Double-entry form; edit / delete manual entries</w:t>
-            </w:r>
-          </w:p>
-        </w:tc>
-        <w:tc>
-          <w:tcPr>
-            <w:tcW w:type="dxa" w:w="2880"/>
-          </w:tcPr>
-          <w:p>
-            <w:r>
-              <w:t>frontend/src/pages/JournalEntries/ManualEntryDialog.tsx</w:t>
-            </w:r>
-          </w:p>
-        </w:tc>
-      </w:tr>
-      <w:tr>
-        <w:tc>
-          <w:tcPr>
-            <w:tcW w:type="dxa" w:w="2880"/>
-          </w:tcPr>
-          <w:p>
-            <w:r>
-              <w:t>Credit / debit notes</w:t>
-            </w:r>
-          </w:p>
-        </w:tc>
-        <w:tc>
-          <w:tcPr>
-            <w:tcW w:type="dxa" w:w="2880"/>
-          </w:tcPr>
-          <w:p>
-            <w:r>
-              <w:t>Against invoices / bills; reverse income and GST</w:t>
-            </w:r>
-          </w:p>
-        </w:tc>
-        <w:tc>
-          <w:tcPr>
-            <w:tcW w:type="dxa" w:w="2880"/>
-          </w:tcPr>
-          <w:p>
-            <w:r>
-              <w:t>backend/app/services/invoicing.py; frontend Billing/CreditNoteDialog.tsx</w:t>
-            </w:r>
-          </w:p>
-        </w:tc>
-      </w:tr>
-      <w:tr>
-        <w:tc>
-          <w:tcPr>
-            <w:tcW w:type="dxa" w:w="2880"/>
-          </w:tcPr>
-          <w:p>
-            <w:r>
-              <w:t>Opening balances</w:t>
-            </w:r>
-          </w:p>
-        </w:tc>
-        <w:tc>
-          <w:tcPr>
-            <w:tcW w:type="dxa" w:w="2880"/>
-          </w:tcPr>
-          <w:p>
-            <w:r>
-              <w:t>Client / supplier opening balances booked against Opening Balance Equity</w:t>
-            </w:r>
-          </w:p>
-        </w:tc>
-        <w:tc>
-          <w:tcPr>
-            <w:tcW w:type="dxa" w:w="2880"/>
-          </w:tcPr>
-          <w:p>
-            <w:r>
-              <w:t>invoicing.py (sync_opening_balance)</w:t>
-            </w:r>
-          </w:p>
-        </w:tc>
-      </w:tr>
-      <w:tr>
-        <w:tc>
-          <w:tcPr>
-            <w:tcW w:type="dxa" w:w="2880"/>
-          </w:tcPr>
-          <w:p>
-            <w:r>
-              <w:t>GST split</w:t>
-            </w:r>
-          </w:p>
-        </w:tc>
-        <w:tc>
-          <w:tcPr>
-            <w:tcW w:type="dxa" w:w="2880"/>
-          </w:tcPr>
-          <w:p>
-            <w:r>
-              <w:t>CGST + SGST within the company state, IGST across states; per line</w:t>
-            </w:r>
-          </w:p>
-        </w:tc>
-        <w:tc>
-          <w:tcPr>
-            <w:tcW w:type="dxa" w:w="2880"/>
-          </w:tcPr>
-          <w:p>
-            <w:r>
-              <w:t>invoicing.py (apply_gst); Period Close -&gt; Company details</w:t>
-            </w:r>
-          </w:p>
-        </w:tc>
-      </w:tr>
-      <w:tr>
-        <w:tc>
-          <w:tcPr>
-            <w:tcW w:type="dxa" w:w="2880"/>
-          </w:tcPr>
-          <w:p>
-            <w:r>
-              <w:t>GST Summary report</w:t>
-            </w:r>
-          </w:p>
-        </w:tc>
-        <w:tc>
-          <w:tcPr>
-            <w:tcW w:type="dxa" w:w="2880"/>
-          </w:tcPr>
-          <w:p>
-            <w:r>
-              <w:t>Output GST, input credit, net payable; by rate, B2B/B2C, HSN, documents; CSV</w:t>
-            </w:r>
-          </w:p>
-        </w:tc>
-        <w:tc>
-          <w:tcPr>
-            <w:tcW w:type="dxa" w:w="2880"/>
-          </w:tcPr>
-          <w:p>
-            <w:r>
-              <w:t>backend/app/services/gst.py; frontend/src/pages/GstSummary</w:t>
-            </w:r>
-          </w:p>
-        </w:tc>
-      </w:tr>
-      <w:tr>
-        <w:tc>
-          <w:tcPr>
-            <w:tcW w:type="dxa" w:w="2880"/>
-          </w:tcPr>
-          <w:p>
-            <w:r>
-              <w:t>Invoice / bill PDFs</w:t>
-            </w:r>
-          </w:p>
-        </w:tc>
-        <w:tc>
-          <w:tcPr>
-            <w:tcW w:type="dxa" w:w="2880"/>
-          </w:tcPr>
-          <w:p>
-            <w:r>
-              <w:t>Download and print, GST split, amount in words</w:t>
-            </w:r>
-          </w:p>
-        </w:tc>
-        <w:tc>
-          <w:tcPr>
-            <w:tcW w:type="dxa" w:w="2880"/>
-          </w:tcPr>
-          <w:p>
-            <w:r>
-              <w:t>frontend/src/pages/Billing/documentPdf.ts</w:t>
-            </w:r>
-          </w:p>
-        </w:tc>
-      </w:tr>
-      <w:tr>
-        <w:tc>
-          <w:tcPr>
-            <w:tcW w:type="dxa" w:w="2880"/>
-          </w:tcPr>
-          <w:p>
-            <w:r>
-              <w:t>Audit log</w:t>
-            </w:r>
-          </w:p>
-        </w:tc>
-        <w:tc>
-          <w:tcPr>
-            <w:tcW w:type="dxa" w:w="2880"/>
-          </w:tcPr>
-          <w:p>
-            <w:r>
-              <w:t>Who changed what and when; sign-ins; bulk actions</w:t>
-            </w:r>
-          </w:p>
-        </w:tc>
-        <w:tc>
-          <w:tcPr>
-            <w:tcW w:type="dxa" w:w="2880"/>
-          </w:tcPr>
-          <w:p>
-            <w:r>
-              <w:t>backend/app/services/audit.py; frontend/src/pages/AuditLog</w:t>
-            </w:r>
-          </w:p>
-        </w:tc>
-      </w:tr>
-      <w:tr>
-        <w:tc>
-          <w:tcPr>
-            <w:tcW w:type="dxa" w:w="2880"/>
-          </w:tcPr>
-          <w:p>
-            <w:r>
-              <w:t>Workflow + Menu Guide</w:t>
-            </w:r>
-          </w:p>
-        </w:tc>
-        <w:tc>
-          <w:tcPr>
-            <w:tcW w:type="dxa" w:w="2880"/>
-          </w:tcPr>
-          <w:p>
-            <w:r>
-              <w:t>Sales &amp; Purchases steps and help text</w:t>
-            </w:r>
-          </w:p>
-        </w:tc>
-        <w:tc>
-          <w:tcPr>
-            <w:tcW w:type="dxa" w:w="2880"/>
-          </w:tcPr>
-          <w:p>
-            <w:r>
-              <w:t>frontend/src/pages/Workflow, MenuGuide</w:t>
-            </w:r>
-          </w:p>
-        </w:tc>
-      </w:tr>
-      <w:tr>
-        <w:tc>
-          <w:tcPr>
-            <w:tcW w:type="dxa" w:w="2880"/>
-          </w:tcPr>
-          <w:p>
-            <w:r>
-              <w:t>Frontend tests</w:t>
-            </w:r>
-          </w:p>
-        </w:tc>
-        <w:tc>
-          <w:tcPr>
-            <w:tcW w:type="dxa" w:w="2880"/>
-          </w:tcPr>
-          <w:p>
-            <w:r>
-              <w:t>Vitest, 41 tests (npm test)</w:t>
-            </w:r>
-          </w:p>
-        </w:tc>
-        <w:tc>
-          <w:tcPr>
-            <w:tcW w:type="dxa" w:w="2880"/>
-          </w:tcPr>
-          <w:p>
-            <w:r>
-              <w:t>frontend/src/**/*.test.ts(x)</w:t>
-            </w:r>
-          </w:p>
-        </w:tc>
-      </w:tr>
-      <w:tr>
-        <w:tc>
-          <w:tcPr>
-            <w:tcW w:type="dxa" w:w="2880"/>
-          </w:tcPr>
-          <w:p>
-            <w:r>
-              <w:t>Rename to LedgerDesk</w:t>
-            </w:r>
-          </w:p>
-        </w:tc>
-        <w:tc>
-          <w:tcPr>
-            <w:tcW w:type="dxa" w:w="2880"/>
-          </w:tcPr>
-          <w:p>
-            <w:r>
-              <w:t>All user-visible names</w:t>
-            </w:r>
-          </w:p>
-        </w:tc>
-        <w:tc>
-          <w:tcPr>
-            <w:tcW w:type="dxa" w:w="2880"/>
-          </w:tcPr>
-          <w:p>
-            <w:r>
-              <w:t>AuthPage, Layout, Logo, index.html, READMEs, main.py</w:t>
-            </w:r>
-          </w:p>
-        </w:tc>
-      </w:tr>
-    </w:tbl>
-    <w:p/>
-    <w:p>
-      <w:pPr>
-        <w:pStyle w:val="Heading1"/>
-      </w:pPr>
-      <w:r>
-        <w:t>3. Built in the last round - backend only (frontend screens still to do)</w:t>
-      </w:r>
-    </w:p>
-    <w:p>
-      <w:r>
-        <w:t>These work through the API and the database is ready for them, but they have no screens yet and no dedicated automated tests yet.</w:t>
-      </w:r>
-    </w:p>
-    <w:tbl>
-      <w:tblPr>
-        <w:tblStyle w:val="LightGrid-Accent1"/>
-        <w:tblW w:type="auto" w:w="0"/>
-        <w:tblLook w:firstColumn="1" w:firstRow="1" w:lastColumn="0" w:lastRow="0" w:noHBand="0" w:noVBand="1" w:val="04A0"/>
-      </w:tblPr>
-      <w:tblGrid>
-        <w:gridCol w:w="2880"/>
-        <w:gridCol w:w="2880"/>
-        <w:gridCol w:w="2880"/>
-      </w:tblGrid>
-      <w:tr>
-        <w:tc>
-          <w:tcPr>
-            <w:tcW w:type="dxa" w:w="2880"/>
-          </w:tcPr>
-          <w:p>
-            <w:r>
-              <w:rPr>
-                <w:b/>
-              </w:rPr>
-              <w:t>Item</w:t>
-            </w:r>
-          </w:p>
-        </w:tc>
-        <w:tc>
-          <w:tcPr>
-            <w:tcW w:type="dxa" w:w="2880"/>
-          </w:tcPr>
-          <w:p>
-            <w:r>
-              <w:rPr>
-                <w:b/>
-              </w:rPr>
-              <w:t>Backend status</w:t>
-            </w:r>
-          </w:p>
-        </w:tc>
-        <w:tc>
-          <w:tcPr>
-            <w:tcW w:type="dxa" w:w="2880"/>
-          </w:tcPr>
-          <w:p>
-            <w:r>
-              <w:rPr>
-                <w:b/>
-              </w:rPr>
-              <w:t>Files / endpoints</w:t>
-            </w:r>
-          </w:p>
-        </w:tc>
-      </w:tr>
-      <w:tr>
-        <w:tc>
-          <w:tcPr>
-            <w:tcW w:type="dxa" w:w="2880"/>
-          </w:tcPr>
-          <w:p>
-            <w:r>
-              <w:t>Fix: number clashes</w:t>
-            </w:r>
-          </w:p>
-        </w:tc>
-        <w:tc>
-          <w:tcPr>
-            <w:tcW w:type="dxa" w:w="2880"/>
-          </w:tcPr>
-          <w:p>
-            <w:r>
-              <w:t>DONE. Invoice / receipt / note / JV numbers come from a locked counter (number_sequences), so two saves at the same moment never get the same number. The "next number" preview no longer reserves one.</w:t>
-            </w:r>
-          </w:p>
-        </w:tc>
-        <w:tc>
-          <w:tcPr>
-            <w:tcW w:type="dxa" w:w="2880"/>
-          </w:tcPr>
-          <w:p>
-            <w:r>
-              <w:t>invoicing.py: next_number, peek_number</w:t>
+              <w:t>invoicing.py (next_number, peek_number); tests/test_sales_tools.py</w:t>
             </w:r>
           </w:p>
         </w:tc>
@@ -591,7 +181,7 @@
           </w:tcPr>
           <w:p>
             <w:r>
-              <w:t>DONE (API). TDS sections (194C, 194J ...), supplier default section, bill keeps back rate% of the taxable value; journal: Cr Payable (total - TDS), Cr TDS Payable; balance due, aging and supplier statement allow for it.</w:t>
+              <w:t>Section dropdown on the bill, TDS kept back / payable to supplier, supplier default section, "TDS sections" tab, TDS Summary report (CSV too).</w:t>
             </w:r>
           </w:p>
         </w:tc>
@@ -601,7 +191,71 @@
           </w:tcPr>
           <w:p>
             <w:r>
-              <w:t>models TdsSection; /api/tds-sections/; purchase bill field tds_section_id; /api/reports/tds-summary/ (CSV too)</w:t>
+              <w:t>services/tds.py; pages/TdsSummary; Billing/DocumentsPage, PartiesPage, ProductsPage</w:t>
+            </w:r>
+          </w:p>
+        </w:tc>
+      </w:tr>
+      <w:tr>
+        <w:tc>
+          <w:tcPr>
+            <w:tcW w:type="dxa" w:w="2880"/>
+          </w:tcPr>
+          <w:p>
+            <w:r>
+              <w:t>Inventory</w:t>
+            </w:r>
+          </w:p>
+        </w:tc>
+        <w:tc>
+          <w:tcPr>
+            <w:tcW w:type="dxa" w:w="2880"/>
+          </w:tcPr>
+          <w:p>
+            <w:r>
+              <w:t>Track-stock switch and reorder level on products; stock list, movements, opening stock and adjustments.</w:t>
+            </w:r>
+          </w:p>
+        </w:tc>
+        <w:tc>
+          <w:tcPr>
+            <w:tcW w:type="dxa" w:w="2880"/>
+          </w:tcPr>
+          <w:p>
+            <w:r>
+              <w:t>services/inventory.py; pages/Inventory/InventoryPage.tsx</w:t>
+            </w:r>
+          </w:p>
+        </w:tc>
+      </w:tr>
+      <w:tr>
+        <w:tc>
+          <w:tcPr>
+            <w:tcW w:type="dxa" w:w="2880"/>
+          </w:tcPr>
+          <w:p>
+            <w:r>
+              <w:t>Recurring invoices</w:t>
+            </w:r>
+          </w:p>
+        </w:tc>
+        <w:tc>
+          <w:tcPr>
+            <w:tcW w:type="dxa" w:w="2880"/>
+          </w:tcPr>
+          <w:p>
+            <w:r>
+              <w:t>List, editor (shared line editor), "Create due invoices"; also run in the background every RECURRING_CHECK_MINUTES and by python cli.py run-recurring - for every company.</w:t>
+            </w:r>
+          </w:p>
+        </w:tc>
+        <w:tc>
+          <w:tcPr>
+            <w:tcW w:type="dxa" w:w="2880"/>
+          </w:tcPr>
+          <w:p>
+            <w:r>
+              <w:t>services/recurring.py; Billing/RecurringInvoicesPage.tsx; main.py (lifespan); cli.py</w:t>
             </w:r>
           </w:p>
         </w:tc>
@@ -623,7 +277,7 @@
           </w:tcPr>
           <w:p>
             <w:r>
-              <w:t>DONE (API). Needs SMTP settings in backend/.env (SMTP_HOST, ...; see .env.example).</w:t>
+              <w:t>"Email" button in the invoice drawer - builds the PDF and sends it. Needs SMTP_* in backend/.env.</w:t>
             </w:r>
           </w:p>
         </w:tc>
@@ -633,7 +287,7 @@
           </w:tcPr>
           <w:p>
             <w:r>
-              <w:t>services/mailer.py; POST /api/sales-invoices/{id}/email/ (multipart with the PDF); GET /api/email/status/</w:t>
+              <w:t>services/mailer.py; Billing/EmailInvoiceDialog.tsx</w:t>
             </w:r>
           </w:p>
         </w:tc>
@@ -655,7 +309,7 @@
           </w:tcPr>
           <w:p>
             <w:r>
-              <w:t>DONE (API). Overdue invoices per client with ready-made subject and message; send by email or mark as sent; counts and dates kept on each invoice.</w:t>
+              <w:t>"Reminders" tab in Receivables &amp; Payables: copy text, send email, mark as sent.</w:t>
             </w:r>
           </w:p>
         </w:tc>
@@ -665,7 +319,7 @@
           </w:tcPr>
           <w:p>
             <w:r>
-              <w:t>routers/communication.py: GET /api/reminders/, POST /api/reminders/send/</w:t>
+              <w:t>routers/communication.py; Billing/RemindersPanel.tsx</w:t>
             </w:r>
           </w:p>
         </w:tc>
@@ -677,7 +331,7 @@
           </w:tcPr>
           <w:p>
             <w:r>
-              <w:t>Recurring invoices</w:t>
+              <w:t>Excel import</w:t>
             </w:r>
           </w:p>
         </w:tc>
@@ -687,7 +341,7 @@
           </w:tcPr>
           <w:p>
             <w:r>
-              <w:t>DONE (API). Monthly / quarterly / half-yearly / yearly templates, catch-up of missed periods, optional auto-post, errors kept per template.</w:t>
+              <w:t>Clients, suppliers, products: template, preview of errors (dry run), then all-or-nothing import.</w:t>
             </w:r>
           </w:p>
         </w:tc>
@@ -697,71 +351,7 @@
           </w:tcPr>
           <w:p>
             <w:r>
-              <w:t>services/recurring.py; /api/recurring-invoices/ (+ generate/)</w:t>
-            </w:r>
-          </w:p>
-        </w:tc>
-      </w:tr>
-      <w:tr>
-        <w:tc>
-          <w:tcPr>
-            <w:tcW w:type="dxa" w:w="2880"/>
-          </w:tcPr>
-          <w:p>
-            <w:r>
-              <w:t>Inventory</w:t>
-            </w:r>
-          </w:p>
-        </w:tc>
-        <w:tc>
-          <w:tcPr>
-            <w:tcW w:type="dxa" w:w="2880"/>
-          </w:tcPr>
-          <w:p>
-            <w:r>
-              <w:t>DONE (API). Products marked "track inventory"; posting / cancelling invoices, bills and notes moves stock; opening stock and adjustments; stock on hand, average cost, value, reorder level.</w:t>
-            </w:r>
-          </w:p>
-        </w:tc>
-        <w:tc>
-          <w:tcPr>
-            <w:tcW w:type="dxa" w:w="2880"/>
-          </w:tcPr>
-          <w:p>
-            <w:r>
-              <w:t>services/inventory.py; /api/inventory/, /api/inventory/{id}/movements/, /api/inventory/adjustments/</w:t>
-            </w:r>
-          </w:p>
-        </w:tc>
-      </w:tr>
-      <w:tr>
-        <w:tc>
-          <w:tcPr>
-            <w:tcW w:type="dxa" w:w="2880"/>
-          </w:tcPr>
-          <w:p>
-            <w:r>
-              <w:t>Excel import (clients, suppliers, products)</w:t>
-            </w:r>
-          </w:p>
-        </w:tc>
-        <w:tc>
-          <w:tcPr>
-            <w:tcW w:type="dxa" w:w="2880"/>
-          </w:tcPr>
-          <w:p>
-            <w:r>
-              <w:t>DONE (API). All-or-nothing with a dry-run check per row; account / tax-rate names accepted instead of ids.</w:t>
-            </w:r>
-          </w:p>
-        </w:tc>
-        <w:tc>
-          <w:tcPr>
-            <w:tcW w:type="dxa" w:w="2880"/>
-          </w:tcPr>
-          <w:p>
-            <w:r>
-              <w:t>POST /api/clients|suppliers|products/bulk-import/</w:t>
+              <w:t>Billing/BillingImportDialog.tsx, billingImport.ts; POST .../bulk-import/</w:t>
             </w:r>
           </w:p>
         </w:tc>
@@ -783,7 +373,7 @@
           </w:tcPr>
           <w:p>
             <w:r>
-              <w:t>DONE (API). Month sales, purchases, GST payable, due in 7 days, overdue, recurring due.</w:t>
+              <w:t>Month sales, purchases, GST payable, due in 7 days, overdue, recurring due.</w:t>
             </w:r>
           </w:p>
         </w:tc>
@@ -793,7 +383,7 @@
           </w:tcPr>
           <w:p>
             <w:r>
-              <w:t>GET /api/dashboard/sales-overview/</w:t>
+              <w:t>Dashboard/SalesOverviewWidget.tsx; GET /api/dashboard/sales-overview/</w:t>
             </w:r>
           </w:p>
         </w:tc>
@@ -805,7 +395,7 @@
           </w:tcPr>
           <w:p>
             <w:r>
-              <w:t>New pages / rights</w:t>
+              <w:t>Backup</w:t>
             </w:r>
           </w:p>
         </w:tc>
@@ -815,7 +405,7 @@
           </w:tcPr>
           <w:p>
             <w:r>
-              <w:t>DONE. Page keys recurring_invoices, inventory, tds_summary; the migration gave them to roles that have Sales Invoices / Products / GST Summary.</w:t>
+              <w:t>python cli.py backup [--keep N]: every company's database and uploaded files to BACKUP_DIR, with RESTORE.txt instructions.</w:t>
             </w:r>
           </w:p>
         </w:tc>
@@ -825,7 +415,199 @@
           </w:tcPr>
           <w:p>
             <w:r>
-              <w:t>backend/app/access.py; migration 47a37e4f0910</w:t>
+              <w:t>services/backup.py; cli.py</w:t>
+            </w:r>
+          </w:p>
+        </w:tc>
+      </w:tr>
+      <w:tr>
+        <w:tc>
+          <w:tcPr>
+            <w:tcW w:type="dxa" w:w="2880"/>
+          </w:tcPr>
+          <w:p>
+            <w:r>
+              <w:t>Statement files secured</w:t>
+            </w:r>
+          </w:p>
+        </w:tc>
+        <w:tc>
+          <w:tcPr>
+            <w:tcW w:type="dxa" w:w="2880"/>
+          </w:tcPr>
+          <w:p>
+            <w:r>
+              <w:t>Downloads go through GET /api/bank-statements/{id}/file/ with login; the public /media mount is gone; Download links updated.</w:t>
+            </w:r>
+          </w:p>
+        </w:tc>
+        <w:tc>
+          <w:tcPr>
+            <w:tcW w:type="dxa" w:w="2880"/>
+          </w:tcPr>
+          <w:p>
+            <w:r>
+              <w:t>routers/statements.py; BankStatementsPage, BankStatementDetailPage</w:t>
+            </w:r>
+          </w:p>
+        </w:tc>
+      </w:tr>
+      <w:tr>
+        <w:tc>
+          <w:tcPr>
+            <w:tcW w:type="dxa" w:w="2880"/>
+          </w:tcPr>
+          <w:p>
+            <w:r>
+              <w:t>Audit log additions</w:t>
+            </w:r>
+          </w:p>
+        </w:tc>
+        <w:tc>
+          <w:tcPr>
+            <w:tcW w:type="dxa" w:w="2880"/>
+          </w:tcPr>
+          <w:p>
+            <w:r>
+              <w:t>Recurring invoices, TDS sections, opening stock and stock adjustments are tracked.</w:t>
+            </w:r>
+          </w:p>
+        </w:tc>
+        <w:tc>
+          <w:tcPr>
+            <w:tcW w:type="dxa" w:w="2880"/>
+          </w:tcPr>
+          <w:p>
+            <w:r>
+              <w:t>services/audit.py (TRACKED)</w:t>
+            </w:r>
+          </w:p>
+        </w:tc>
+      </w:tr>
+      <w:tr>
+        <w:tc>
+          <w:tcPr>
+            <w:tcW w:type="dxa" w:w="2880"/>
+          </w:tcPr>
+          <w:p>
+            <w:r>
+              <w:t>Several companies</w:t>
+            </w:r>
+          </w:p>
+        </w:tc>
+        <w:tc>
+          <w:tcPr>
+            <w:tcW w:type="dxa" w:w="2880"/>
+          </w:tcPr>
+          <w:p>
+            <w:r>
+              <w:t>One database per company, listed in the main database. X-Company header picks the database; the login token carries the company and is refused in another one; company picker on the sign-in page (shown only when there is more than one); media folder per company; migrate, backup and recurring runs cover every company.</w:t>
+            </w:r>
+          </w:p>
+        </w:tc>
+        <w:tc>
+          <w:tcPr>
+            <w:tcW w:type="dxa" w:w="2880"/>
+          </w:tcPr>
+          <w:p>
+            <w:r>
+              <w:t>database.py; services/companies.py; routers/auth.py; AuthPage.tsx; access/company.ts</w:t>
+            </w:r>
+          </w:p>
+        </w:tc>
+      </w:tr>
+      <w:tr>
+        <w:tc>
+          <w:tcPr>
+            <w:tcW w:type="dxa" w:w="2880"/>
+          </w:tcPr>
+          <w:p>
+            <w:r>
+              <w:t>Company commands</w:t>
+            </w:r>
+          </w:p>
+        </w:tc>
+        <w:tc>
+          <w:tcPr>
+            <w:tcW w:type="dxa" w:w="2880"/>
+          </w:tcPr>
+          <w:p>
+            <w:r>
+              <w:t>python cli.py create-company &lt;key&gt; "&lt;name&gt;" [--database-url URL]; python cli.py companies; seed and create-admin take --company &lt;key&gt;.</w:t>
+            </w:r>
+          </w:p>
+        </w:tc>
+        <w:tc>
+          <w:tcPr>
+            <w:tcW w:type="dxa" w:w="2880"/>
+          </w:tcPr>
+          <w:p>
+            <w:r>
+              <w:t>cli.py</w:t>
+            </w:r>
+          </w:p>
+        </w:tc>
+      </w:tr>
+      <w:tr>
+        <w:tc>
+          <w:tcPr>
+            <w:tcW w:type="dxa" w:w="2880"/>
+          </w:tcPr>
+          <w:p>
+            <w:r>
+              <w:t>Menu Guide / Workflow</w:t>
+            </w:r>
+          </w:p>
+        </w:tc>
+        <w:tc>
+          <w:tcPr>
+            <w:tcW w:type="dxa" w:w="2880"/>
+          </w:tcPr>
+          <w:p>
+            <w:r>
+              <w:t>Text for TDS, recurring invoices, inventory, reminders and email.</w:t>
+            </w:r>
+          </w:p>
+        </w:tc>
+        <w:tc>
+          <w:tcPr>
+            <w:tcW w:type="dxa" w:w="2880"/>
+          </w:tcPr>
+          <w:p>
+            <w:r>
+              <w:t>pages/MenuGuide, pages/Workflow</w:t>
+            </w:r>
+          </w:p>
+        </w:tc>
+      </w:tr>
+      <w:tr>
+        <w:tc>
+          <w:tcPr>
+            <w:tcW w:type="dxa" w:w="2880"/>
+          </w:tcPr>
+          <w:p>
+            <w:r>
+              <w:t>Tests</w:t>
+            </w:r>
+          </w:p>
+        </w:tc>
+        <w:tc>
+          <w:tcPr>
+            <w:tcW w:type="dxa" w:w="2880"/>
+          </w:tcPr>
+          <w:p>
+            <w:r>
+              <w:t>Backend: sales tools, operations (recurring run, backup, audit), company separation. Frontend: Excel import parsing, company selection.</w:t>
+            </w:r>
+          </w:p>
+        </w:tc>
+        <w:tc>
+          <w:tcPr>
+            <w:tcW w:type="dxa" w:w="2880"/>
+          </w:tcPr>
+          <w:p>
+            <w:r>
+              <w:t>tests/test_sales_tools.py, test_operations.py, test_companies.py; *.test.ts</w:t>
             </w:r>
           </w:p>
         </w:tc>
@@ -837,207 +619,12 @@
         <w:pStyle w:val="Heading1"/>
       </w:pPr>
       <w:r>
-        <w:t>4. Next days - to do, in suggested order</w:t>
+        <w:t>3. Next steps - to do</w:t>
       </w:r>
     </w:p>
     <w:p>
-      <w:pPr>
-        <w:pStyle w:val="Heading2"/>
-      </w:pPr>
       <w:r>
-        <w:t>Day 1 - tests and screens for what the backend already has</w:t>
-      </w:r>
-    </w:p>
-    <w:p>
-      <w:pPr>
-        <w:pStyle w:val="ListBullet"/>
-      </w:pPr>
-      <w:r>
-        <w:t>Backend tests for: number counter, TDS bill + TDS report, recurring generation (incl. month-end dates), inventory movements on post / cancel, bulk import (dry run + errors), reminders (mark as sent), email (mocked SMTP).</w:t>
-      </w:r>
-    </w:p>
-    <w:p>
-      <w:pPr>
-        <w:pStyle w:val="ListBullet"/>
-      </w:pPr>
-      <w:r>
-        <w:t>Rehearse migration 47a37e4f0910 on a scratch PostgreSQL database (upgrade - downgrade - upgrade) as done for the earlier ones; it was applied directly this time because of time.</w:t>
-      </w:r>
-    </w:p>
-    <w:p>
-      <w:pPr>
-        <w:pStyle w:val="ListBullet"/>
-      </w:pPr>
-      <w:r>
-        <w:t>Frontend: add the three new pages to frontend/src/access/pages.ts (recurring_invoices, inventory, tds_summary), icons in components/Layout.tsx and routes in App.tsx - until then the sidebar does not show them.</w:t>
-      </w:r>
-    </w:p>
-    <w:p>
-      <w:pPr>
-        <w:pStyle w:val="ListBullet"/>
-      </w:pPr>
-      <w:r>
-        <w:t>Frontend types: tds_* fields on bills / suppliers, track_inventory / reorder_level on products, reminder fields on invoices (pages/Billing/billingapi.ts).</w:t>
-      </w:r>
-    </w:p>
-    <w:p>
-      <w:pPr>
-        <w:pStyle w:val="Heading2"/>
-      </w:pPr>
-      <w:r>
-        <w:t>Day 2 - screens</w:t>
-      </w:r>
-    </w:p>
-    <w:p>
-      <w:pPr>
-        <w:pStyle w:val="ListBullet"/>
-      </w:pPr>
-      <w:r>
-        <w:t>Purchase bill editor: TDS section dropdown and "TDS kept back / payable to supplier" lines; supplier form: default TDS section.</w:t>
-      </w:r>
-    </w:p>
-    <w:p>
-      <w:pPr>
-        <w:pStyle w:val="ListBullet"/>
-      </w:pPr>
-      <w:r>
-        <w:t>Products &amp; Tax Rates: a "TDS sections" tab; product form: "Track stock" switch and reorder level.</w:t>
-      </w:r>
-    </w:p>
-    <w:p>
-      <w:pPr>
-        <w:pStyle w:val="ListBullet"/>
-      </w:pPr>
-      <w:r>
-        <w:t>TDS Summary report page (like GST Summary).</w:t>
-      </w:r>
-    </w:p>
-    <w:p>
-      <w:pPr>
-        <w:pStyle w:val="ListBullet"/>
-      </w:pPr>
-      <w:r>
-        <w:t>Inventory page: stock list, movements drawer, "Adjust stock" / "Opening stock" dialog.</w:t>
-      </w:r>
-    </w:p>
-    <w:p>
-      <w:pPr>
-        <w:pStyle w:val="ListBullet"/>
-      </w:pPr>
-      <w:r>
-        <w:t>Recurring Invoices page: list, editor (reuse the invoice line editor), "Create due invoices" button.</w:t>
-      </w:r>
-    </w:p>
-    <w:p>
-      <w:pPr>
-        <w:pStyle w:val="ListBullet"/>
-      </w:pPr>
-      <w:r>
-        <w:t>Invoice drawer: "Email" button (makes the PDF, uploads it with to / subject / message).</w:t>
-      </w:r>
-    </w:p>
-    <w:p>
-      <w:pPr>
-        <w:pStyle w:val="ListBullet"/>
-      </w:pPr>
-      <w:r>
-        <w:t>Receivables &amp; Payables: "Reminders" tab - per client, copy text, Send email, Mark as sent.</w:t>
-      </w:r>
-    </w:p>
-    <w:p>
-      <w:pPr>
-        <w:pStyle w:val="ListBullet"/>
-      </w:pPr>
-      <w:r>
-        <w:t>Dashboard: sales tiles from /api/dashboard/sales-overview/.</w:t>
-      </w:r>
-    </w:p>
-    <w:p>
-      <w:pPr>
-        <w:pStyle w:val="ListBullet"/>
-      </w:pPr>
-      <w:r>
-        <w:t>Clients / Suppliers / Products: "Import from Excel" with template download, preview of errors, then import.</w:t>
-      </w:r>
-    </w:p>
-    <w:p>
-      <w:pPr>
-        <w:pStyle w:val="Heading2"/>
-      </w:pPr>
-      <w:r>
-        <w:t>Day 3 - remaining items from the list</w:t>
-      </w:r>
-    </w:p>
-    <w:p>
-      <w:pPr>
-        <w:pStyle w:val="ListBullet"/>
-      </w:pPr>
-      <w:r>
-        <w:t>Background run of recurring invoices: setting RECURRING_CHECK_MINUTES exists, but the loop is not started yet (add it to the lifespan in backend/app/main.py); `python cli.py run-recurring` command also still to add.</w:t>
-      </w:r>
-    </w:p>
-    <w:p>
-      <w:pPr>
-        <w:pStyle w:val="ListBullet"/>
-      </w:pPr>
-      <w:r>
-        <w:t>Backup / restore: `python cli.py backup` (pg_dump + media folder) and restore notes - setting BACKUP_DIR exists, command not written yet.</w:t>
-      </w:r>
-    </w:p>
-    <w:p>
-      <w:pPr>
-        <w:pStyle w:val="ListBullet"/>
-      </w:pPr>
-      <w:r>
-        <w:t>Uploaded statement files: today they are served at /media/... WITHOUT login and with predictable names. Move downloads to an authenticated endpoint (GET /api/bank-statements/{id}/file/), remove the public /media mount, and change the "Download File" links in BankStatementsPage / BankStatementDetailPage. (Security - do soon.)</w:t>
-      </w:r>
-    </w:p>
-    <w:p>
-      <w:pPr>
-        <w:pStyle w:val="ListBullet"/>
-      </w:pPr>
-      <w:r>
-        <w:t>Audit log: also track RecurringInvoice, TdsSection and manual stock adjustments (services/audit.py TRACKED).</w:t>
-      </w:r>
-    </w:p>
-    <w:p>
-      <w:pPr>
-        <w:pStyle w:val="ListBullet"/>
-      </w:pPr>
-      <w:r>
-        <w:t>Menu Guide and Workflow text for TDS, recurring invoices, inventory, reminders and email.</w:t>
-      </w:r>
-    </w:p>
-    <w:p>
-      <w:pPr>
-        <w:pStyle w:val="Heading2"/>
-      </w:pPr>
-      <w:r>
-        <w:t>Later - several companies in one installation (not started)</w:t>
-      </w:r>
-    </w:p>
-    <w:p>
-      <w:pPr>
-        <w:pStyle w:val="ListBullet"/>
-      </w:pPr>
-      <w:r>
-        <w:t>Design chosen: one database per company, listed in the new "companies" table (already created) of the main database.</w:t>
-      </w:r>
-    </w:p>
-    <w:p>
-      <w:pPr>
-        <w:pStyle w:val="ListBullet"/>
-      </w:pPr>
-      <w:r>
-        <w:t>To build: engine per company and X-Company header in get_db; company in the login token (checked on every request); company picker on the sign-in page; `python cli.py create-company`; migrate / backup all companies; media folder per company; tests that one company cannot see another's data.</w:t>
-      </w:r>
-    </w:p>
-    <w:p>
-      <w:pPr>
-        <w:pStyle w:val="Heading1"/>
-      </w:pPr>
-      <w:r>
-        <w:t>5. Things to watch</w:t>
+        <w:t>Security (do first):</w:t>
       </w:r>
     </w:p>
     <w:p>
@@ -1049,11 +636,8 @@
       </w:r>
     </w:p>
     <w:p>
-      <w:pPr>
-        <w:pStyle w:val="ListBullet"/>
-      </w:pPr>
       <w:r>
-        <w:t>The branch journal-reports-credit-notes still exists on GitHub (git push origin --delete journal-reports-credit-notes).</w:t>
+        <w:t>Before real use:</w:t>
       </w:r>
     </w:p>
     <w:p>
@@ -1061,7 +645,7 @@
         <w:pStyle w:val="ListBullet"/>
       </w:pPr>
       <w:r>
-        <w:t>npm audit: 3 warnings in existing packages (exceljs -&gt; uuid, source-map-js); none from the newly added ones.</w:t>
+        <w:t>Check the seeded TDS sections and rates against current rules.</w:t>
       </w:r>
     </w:p>
     <w:p>
@@ -1069,7 +653,142 @@
         <w:pStyle w:val="ListBullet"/>
       </w:pPr>
       <w:r>
-        <w:t>TDS rates seeded / entered should be checked against current rules before use.</w:t>
+        <w:t>Try the email features with a real SMTP account (only tested with a mocked server so far).</w:t>
+      </w:r>
+    </w:p>
+    <w:p>
+      <w:pPr>
+        <w:pStyle w:val="ListBullet"/>
+      </w:pPr>
+      <w:r>
+        <w:t>Do a real restore from a backup (follow RESTORE.txt) on a scratch database, so the steps are known to work.</w:t>
+      </w:r>
+    </w:p>
+    <w:p>
+      <w:pPr>
+        <w:pStyle w:val="ListBullet"/>
+      </w:pPr>
+      <w:r>
+        <w:t>Try two companies end to end in the browser: create-company, create-admin --company, sign in to each, check that data does not mix.</w:t>
+      </w:r>
+    </w:p>
+    <w:p>
+      <w:r>
+        <w:t>Done on 20 Oct (not committed yet):</w:t>
+      </w:r>
+    </w:p>
+    <w:p>
+      <w:pPr>
+        <w:pStyle w:val="ListBullet"/>
+      </w:pPr>
+      <w:r>
+        <w:t>npm audit fix: source-map-js (high, build tools only) fixed.</w:t>
+      </w:r>
+    </w:p>
+    <w:p>
+      <w:pPr>
+        <w:pStyle w:val="ListBullet"/>
+      </w:pPr>
+      <w:r>
+        <w:t>Build warning removed: pages, exceljs and jspdf were already loaded on demand; the only large chunk is exceljs (~930 kB, downloaded only for Excel import / export), so the warning limit is now 1000 kB (vite.config.ts).</w:t>
+      </w:r>
+    </w:p>
+    <w:p>
+      <w:pPr>
+        <w:pStyle w:val="ListBullet"/>
+      </w:pPr>
+      <w:r>
+        <w:t>Lint 54 -&gt; 45 warnings: Categories and Category Keywords pages load data without set-state-in-effect; 5 unused icon imports removed.</w:t>
+      </w:r>
+    </w:p>
+    <w:p>
+      <w:pPr>
+        <w:pStyle w:val="ListBullet"/>
+      </w:pPr>
+      <w:r>
+        <w:t>backend/README.md: new "Several companies" section (create-company, --company, migrate for every company).</w:t>
+      </w:r>
+    </w:p>
+    <w:p>
+      <w:pPr>
+        <w:pStyle w:val="ListBullet"/>
+      </w:pPr>
+      <w:r>
+        <w:t>The old GitHub branch journal-reports-credit-notes is already deleted (only main is on GitHub).</w:t>
+      </w:r>
+    </w:p>
+    <w:p>
+      <w:r>
+        <w:t>Clean-up (optional):</w:t>
+      </w:r>
+    </w:p>
+    <w:p>
+      <w:pPr>
+        <w:pStyle w:val="ListBullet"/>
+      </w:pPr>
+      <w:r>
+        <w:t>npm audit: 2 moderate warnings left - uuid inside exceljs. The only fix (npm audit fix --force) downgrades exceljs to 3.4.0 and breaks it; exceljs does not use the affected uuid feature, so leave it.</w:t>
+      </w:r>
+    </w:p>
+    <w:p>
+      <w:pPr>
+        <w:pStyle w:val="ListBullet"/>
+      </w:pPr>
+      <w:r>
+        <w:t>Lint: 27 more set-state-in-effect warnings across other pages (same fix as Categories), 16 only-export-components (affect hot reload only), 2 exhaustive-deps in the date pickers (change with care).</w:t>
+      </w:r>
+    </w:p>
+    <w:p>
+      <w:r>
+        <w:t>Possible later:</w:t>
+      </w:r>
+    </w:p>
+    <w:p>
+      <w:pPr>
+        <w:pStyle w:val="ListBullet"/>
+      </w:pPr>
+      <w:r>
+        <w:t>A screen for adding / deactivating companies (today only the command line).</w:t>
+      </w:r>
+    </w:p>
+    <w:p>
+      <w:pPr>
+        <w:pStyle w:val="ListBullet"/>
+      </w:pPr>
+      <w:r>
+        <w:t>Scheduled backups (Windows Task Scheduler running python cli.py backup --keep N).</w:t>
+      </w:r>
+    </w:p>
+    <w:p>
+      <w:pPr>
+        <w:pStyle w:val="Heading1"/>
+      </w:pPr>
+      <w:r>
+        <w:t>4. Things to watch</w:t>
+      </w:r>
+    </w:p>
+    <w:p>
+      <w:pPr>
+        <w:pStyle w:val="ListBullet"/>
+      </w:pPr>
+      <w:r>
+        <w:t>A new migration must be applied to every company: use python cli.py migrate (it does all of them), not alembic upgrade directly.</w:t>
+      </w:r>
+    </w:p>
+    <w:p>
+      <w:pPr>
+        <w:pStyle w:val="ListBullet"/>
+      </w:pPr>
+      <w:r>
+        <w:t>Do not edit a migration after it has been applied anywhere - write a new one instead.</w:t>
+      </w:r>
+    </w:p>
+    <w:p>
+      <w:pPr>
+        <w:pStyle w:val="ListBullet"/>
+      </w:pPr>
+      <w:r>
+        <w:t>TDS rates entered should be checked against current rules before use.</w:t>
       </w:r>
     </w:p>
     <w:sectPr>

--- a/LedgerDesk_Status_and_Next_Steps.docx
+++ b/LedgerDesk_Status_and_Next_Steps.docx
@@ -12,7 +12,7 @@
     </w:p>
     <w:p>
       <w:r>
-        <w:t>Date: 20 Oct 2026 (replaces the 15 Oct version). Everything below is committed on the main branch (latest commit 213196e, 19 Oct) - the working tree is clean.</w:t>
+        <w:t>Date: 20 Oct 2026 (replaces the 15 Oct version). Everything is committed (latest commit 35e9341) except the new AI Assistant, which is in the working tree - review it with git status / git diff, then commit.</w:t>
       </w:r>
     </w:p>
     <w:p>
@@ -28,7 +28,7 @@
         <w:pStyle w:val="ListBullet"/>
       </w:pPr>
       <w:r>
-        <w:t>Backend: all 40 automated tests pass (SQLite).</w:t>
+        <w:t>Backend: all 47 automated tests pass (SQLite), 7 of them for the AI Assistant.</w:t>
       </w:r>
     </w:p>
     <w:p>
@@ -36,7 +36,7 @@
         <w:pStyle w:val="ListBullet"/>
       </w:pPr>
       <w:r>
-        <w:t>Frontend: type check and build pass (no build warnings); 48 tests pass (npm test). Lint: 45 warnings, no errors.</w:t>
+        <w:t>Frontend: type check and build pass (no build warnings); 54 tests pass (npm test). Lint: 45 warnings, no errors.</w:t>
       </w:r>
     </w:p>
     <w:p>
@@ -44,7 +44,7 @@
         <w:pStyle w:val="ListBullet"/>
       </w:pPr>
       <w:r>
-        <w:t>Database: "account_management" is at the latest migration (47a37e4f0910) and matches the models (alembic check: no differences).</w:t>
+        <w:t>Database: "account_management" is at the latest migration (852e8407927b, AI Assistant chats) and matches the models (alembic check: no differences). The new migration was rehearsed on a scratch PostgreSQL database (up - down - up) before it was applied.</w:t>
       </w:r>
     </w:p>
     <w:p>
@@ -86,7 +86,7 @@
     </w:p>
     <w:p>
       <w:r>
-        <w:t>Built since 15 Oct:</w:t>
+        <w:t>Built from 15 to 19 Oct:</w:t>
       </w:r>
     </w:p>
     <w:tbl>
@@ -619,7 +619,97 @@
         <w:pStyle w:val="Heading1"/>
       </w:pPr>
       <w:r>
-        <w:t>3. Next steps - to do</w:t>
+        <w:t>3. New: AI Assistant (20 Oct, not committed yet)</w:t>
+      </w:r>
+    </w:p>
+    <w:p>
+      <w:r>
+        <w:t>A chat page (sidebar -&gt; Overview -&gt; AI Assistant) that answers questions about the books in plain words, e.g. "net profit this year?", "which invoices are overdue?", "GST payable for last month?".</w:t>
+      </w:r>
+    </w:p>
+    <w:p>
+      <w:pPr>
+        <w:pStyle w:val="ListBullet"/>
+      </w:pPr>
+      <w:r>
+        <w:t>Gemini is asked first; if it fails (error, quota, timeout, empty answer) the question goes to OpenAI.</w:t>
+      </w:r>
+    </w:p>
+    <w:p>
+      <w:pPr>
+        <w:pStyle w:val="ListBullet"/>
+      </w:pPr>
+      <w:r>
+        <w:t>Read-only by construction: the AI can only call 18 fixed lookups, each a GET to an existing LedgerDesk report or list, sent with the login of the person asking. It sees only what their role can open and cannot create, change or delete anything. Each answer shows which reports it looked up.</w:t>
+      </w:r>
+    </w:p>
+    <w:p>
+      <w:pPr>
+        <w:pStyle w:val="ListBullet"/>
+      </w:pPr>
+      <w:r>
+        <w:t>Who can use it: the new "AI Assistant" page right. Admins have it; give it to other roles in User Management (the Accountant starter role does not get it by default).</w:t>
+      </w:r>
+    </w:p>
+    <w:p>
+      <w:pPr>
+        <w:pStyle w:val="ListBullet"/>
+      </w:pPr>
+      <w:r>
+        <w:t>Chats are saved per user and can be deleted; nobody else sees them. A question with no answer is not saved.</w:t>
+      </w:r>
+    </w:p>
+    <w:p>
+      <w:pPr>
+        <w:pStyle w:val="ListBullet"/>
+      </w:pPr>
+      <w:r>
+        <w:t>Files: backend/app/services/ai_assistant.py, routers/ai.py, models AiConversation / AiMessage, migration 852e8407927b, tests/test_ai_assistant.py; frontend/src/pages/AiAssistant/.</w:t>
+      </w:r>
+    </w:p>
+    <w:p>
+      <w:r>
+        <w:t>To switch it on:</w:t>
+      </w:r>
+    </w:p>
+    <w:p>
+      <w:pPr>
+        <w:pStyle w:val="ListBullet"/>
+      </w:pPr>
+      <w:r>
+        <w:t>In backend/.env set GEMINI_API_KEY and OPENAI_API_KEY (see .env.example), then restart the backend.</w:t>
+      </w:r>
+    </w:p>
+    <w:p>
+      <w:pPr>
+        <w:pStyle w:val="ListBullet"/>
+      </w:pPr>
+      <w:r>
+        <w:t>Check GEMINI_MODEL / OPENAI_MODEL (defaults gemini-2.5-flash, gpt-5-mini) against the current model lists of Google and OpenAI.</w:t>
+      </w:r>
+    </w:p>
+    <w:p>
+      <w:pPr>
+        <w:pStyle w:val="ListBullet"/>
+      </w:pPr>
+      <w:r>
+        <w:t>Ask a few questions whose answers you know, and compare with the reports.</w:t>
+      </w:r>
+    </w:p>
+    <w:p>
+      <w:pPr>
+        <w:pStyle w:val="ListBullet"/>
+      </w:pPr>
+      <w:r>
+        <w:t>Decide which roles get the page: the figures it looks up are sent to Google / OpenAI.</w:t>
+      </w:r>
+    </w:p>
+    <w:p>
+      <w:pPr>
+        <w:pStyle w:val="Heading1"/>
+      </w:pPr>
+      <w:r>
+        <w:t>4. Next steps - to do</w:t>
       </w:r>
     </w:p>
     <w:p>
@@ -674,7 +764,7 @@
     </w:p>
     <w:p>
       <w:r>
-        <w:t>Done on 20 Oct (not committed yet):</w:t>
+        <w:t>Done on 20 Oct (committed in 35e9341):</w:t>
       </w:r>
     </w:p>
     <w:p>
@@ -764,7 +854,7 @@
         <w:pStyle w:val="Heading1"/>
       </w:pPr>
       <w:r>
-        <w:t>4. Things to watch</w:t>
+        <w:t>5. Things to watch</w:t>
       </w:r>
     </w:p>
     <w:p>
@@ -789,6 +879,14 @@
       </w:pPr>
       <w:r>
         <w:t>TDS rates entered should be checked against current rules before use.</w:t>
+      </w:r>
+    </w:p>
+    <w:p>
+      <w:pPr>
+        <w:pStyle w:val="ListBullet"/>
+      </w:pPr>
+      <w:r>
+        <w:t>AI answers can be wrong - users should check important figures in the reports. The AI services charge per use; watch the usage pages of Google AI Studio / OpenAI.</w:t>
       </w:r>
     </w:p>
     <w:sectPr>
